--- a/output/summary/measurement/FederatedGqlBrakDown-measurement.docx
+++ b/output/summary/measurement/FederatedGqlBrakDown-measurement.docx
@@ -192,7 +192,7 @@
           <w:color w:val="444444"/>
           <w:sz w:val="18"/>
         </w:rPr>
-        <w:t xml:space="preserve">   |   Generated: 2026-07-07</w:t>
+        <w:t xml:space="preserve">   |   Generated: 2026-07-15</w:t>
       </w:r>
     </w:p>
     <w:p>
@@ -387,7 +387,7 @@
           <w:color w:val="373737"/>
           <w:sz w:val="20"/>
         </w:rPr>
-        <w:t xml:space="preserve"> the current code obtains per-resource capability tokens via ACL; </w:t>
+        <w:t xml:space="preserve"> the current code obtains per-resource capability tokens via ACL; Per the program-level working decision, </w:t>
       </w:r>
       <w:r>
         <w:rPr>
@@ -395,14 +395,28 @@
           <w:color w:val="373737"/>
           <w:sz w:val="20"/>
         </w:rPr>
-        <w:t>ACL is ignored in the DGS implementation</w:t>
+        <w:t>the DGS layer carries no ACL plumbing story</w:t>
       </w:r>
       <w:r>
         <w:rPr>
           <w:color w:val="373737"/>
           <w:sz w:val="20"/>
         </w:rPr>
-        <w:t xml:space="preserve"> (no ACL story) — noted for context only.</w:t>
+        <w:t xml:space="preserve"> — each domain service performs its own access control; scenario ADRs (</w:t>
+      </w:r>
+      <w:r>
+        <w:rPr>
+          <w:rFonts w:ascii="Courier New" w:hAnsi="Courier New"/>
+          <w:sz w:val="20"/>
+        </w:rPr>
+        <w:t>complexStories/*/02-adr-noacl-*.md</w:t>
+      </w:r>
+      <w:r>
+        <w:rPr>
+          <w:color w:val="373737"/>
+          <w:sz w:val="20"/>
+        </w:rPr>
+        <w:t>) record the assumption's impact and ratify with the global decision. ACL is noted in stories for context only.</w:t>
       </w:r>
     </w:p>
     <w:p>
@@ -909,7 +923,7 @@
           <w:color w:val="444444"/>
           <w:sz w:val="18"/>
         </w:rPr>
-        <w:t>This domain's complex, cross-cutting problems are tracked once as program spikes in the global breakdown — see 'Phase 0 — Program Spikes' and 'Spike Detail' (the brief, the decision, intended cross-domain steps, and every affected resolver's external deps + current logic) in Federated+Graphql+Stories+-+BreakDown. Nothing from there is repeated here; the stories below just link to it. Follow a story's SPARK-SPIKE-0x id to the global Spike Detail for the target flow + the external services each resolver calls (see 'How to read the spikes &amp; related stories' in the global doc).</w:t>
+        <w:t>This domain's complex, cross-cutting problems are tracked once as program spikes in the global breakdown — see 'Phase 0 — Program Spikes' and 'Spike Detail' (the brief, the decision, intended cross-domain steps, and every affected resolver's external deps + current logic) in Federated+Graphql+Stories+-+BreakDown. Nothing from there is repeated here; the stories below just link to it. Follow a story's SPIKE-0x id to the global Spike Detail for the target flow + the external services each resolver calls (see 'How to read the spikes &amp; related stories' in the global doc).</w:t>
       </w:r>
     </w:p>
     <w:tbl>
@@ -1011,7 +1025,7 @@
                 <w:color w:val="373737"/>
                 <w:sz w:val="18"/>
               </w:rPr>
-              <w:t>🔴🔬 SPARK-MEAS-E01 — updateMeasurement — 2-step orchestrated write</w:t>
+              <w:t>🔴🔬 MST-BE-E-01 — updateMeasurement — 2-step orchestrated write</w:t>
             </w:r>
           </w:p>
         </w:tc>
@@ -1029,7 +1043,7 @@
                 <w:color w:val="373737"/>
                 <w:sz w:val="18"/>
               </w:rPr>
-              <w:t>SPARK-SPIKE-01</w:t>
+              <w:t>SPIKE-01</w:t>
             </w:r>
           </w:p>
         </w:tc>
@@ -2034,7 +2048,7 @@
                 <w:color w:val="373737"/>
                 <w:sz w:val="18"/>
               </w:rPr>
-              <w:t>critical path A → E01 → G01 → G03</w:t>
+              <w:t>critical path A → E-01 → G-01 → G-03</w:t>
             </w:r>
           </w:p>
         </w:tc>
@@ -2171,7 +2185,7 @@
                 <w:color w:val="373737"/>
                 <w:sz w:val="18"/>
               </w:rPr>
-              <w:t>B01 (DGS module init + service wiring + first resolver)</w:t>
+              <w:t>B-01 (DGS module init + service wiring + first resolver)</w:t>
             </w:r>
           </w:p>
         </w:tc>
@@ -2229,7 +2243,7 @@
                 <w:color w:val="373737"/>
                 <w:sz w:val="18"/>
               </w:rPr>
-              <w:t>C01/C02 + D01–D04</w:t>
+              <w:t>C-01/C-02 + D-01–D-04</w:t>
             </w:r>
           </w:p>
         </w:tc>
@@ -2286,7 +2300,7 @@
                 <w:color w:val="373737"/>
                 <w:sz w:val="18"/>
               </w:rPr>
-              <w:t>D05–D07 + E01</w:t>
+              <w:t>D-05–D-07 + E-01</w:t>
             </w:r>
           </w:p>
         </w:tc>
@@ -2351,7 +2365,7 @@
                 <w:color w:val="373737"/>
                 <w:sz w:val="18"/>
               </w:rPr>
-              <w:t>G01–G02</w:t>
+              <w:t>G-01–G-02</w:t>
             </w:r>
           </w:p>
         </w:tc>
@@ -2408,7 +2422,7 @@
                 <w:color w:val="373737"/>
                 <w:sz w:val="18"/>
               </w:rPr>
-              <w:t>G03</w:t>
+              <w:t>G-03</w:t>
             </w:r>
           </w:p>
         </w:tc>
@@ -2466,7 +2480,7 @@
                 <w:color w:val="373737"/>
                 <w:sz w:val="18"/>
               </w:rPr>
-              <w:t>F01, F02</w:t>
+              <w:t>F-01, F-02</w:t>
             </w:r>
           </w:p>
         </w:tc>
@@ -2675,7 +2689,7 @@
                 <w:color w:val="1F497D"/>
                 <w:sz w:val="17"/>
               </w:rPr>
-              <w:t>SPARK-MEAS-B01</w:t>
+              <w:t>MST-BE-B-01</w:t>
             </w:r>
           </w:p>
           <w:p>
@@ -2912,7 +2926,7 @@
                 <w:color w:val="1F497D"/>
                 <w:sz w:val="17"/>
               </w:rPr>
-              <w:t>SPARK-MEAS-B02</w:t>
+              <w:t>MST-BE-B-02</w:t>
             </w:r>
           </w:p>
           <w:p>
@@ -2985,7 +2999,7 @@
                 <w:color w:val="444444"/>
                 <w:sz w:val="17"/>
               </w:rPr>
-              <w:t>B01</w:t>
+              <w:t>B-01</w:t>
             </w:r>
           </w:p>
         </w:tc>
@@ -3111,7 +3125,7 @@
                 <w:color w:val="1F497D"/>
                 <w:sz w:val="17"/>
               </w:rPr>
-              <w:t>SPARK-MEAS-B03</w:t>
+              <w:t>MST-BE-B-03</w:t>
             </w:r>
           </w:p>
           <w:p>
@@ -3181,7 +3195,7 @@
                 <w:color w:val="444444"/>
                 <w:sz w:val="17"/>
               </w:rPr>
-              <w:t>B01</w:t>
+              <w:t>B-01</w:t>
             </w:r>
           </w:p>
         </w:tc>
@@ -3307,7 +3321,7 @@
                 <w:color w:val="1F497D"/>
                 <w:sz w:val="17"/>
               </w:rPr>
-              <w:t>SPARK-MEAS-B04</w:t>
+              <w:t>MST-BE-B-04</w:t>
             </w:r>
           </w:p>
           <w:p>
@@ -3380,7 +3394,7 @@
                 <w:color w:val="444444"/>
                 <w:sz w:val="17"/>
               </w:rPr>
-              <w:t>B01</w:t>
+              <w:t>B-01</w:t>
             </w:r>
           </w:p>
         </w:tc>
@@ -3526,7 +3540,7 @@
                 <w:color w:val="1F497D"/>
                 <w:sz w:val="17"/>
               </w:rPr>
-              <w:t>SPARK-MEAS-B05</w:t>
+              <w:t>MST-BE-B-05</w:t>
             </w:r>
           </w:p>
           <w:p>
@@ -3596,7 +3610,7 @@
                 <w:color w:val="444444"/>
                 <w:sz w:val="17"/>
               </w:rPr>
-              <w:t>B01</w:t>
+              <w:t>B-01</w:t>
             </w:r>
           </w:p>
         </w:tc>
@@ -3731,7 +3745,7 @@
           <w:color w:val="444444"/>
           <w:sz w:val="17"/>
         </w:rPr>
-        <w:t xml:space="preserve">SPARK-MEAS-B01: </w:t>
+        <w:t xml:space="preserve">MST-BE-B-01: </w:t>
       </w:r>
       <w:r>
         <w:rPr>
@@ -3949,7 +3963,7 @@
                 <w:color w:val="1F497D"/>
                 <w:sz w:val="17"/>
               </w:rPr>
-              <w:t>SPARK-MEAS-C01</w:t>
+              <w:t>MST-BE-C-01</w:t>
             </w:r>
           </w:p>
           <w:p>
@@ -4038,7 +4052,7 @@
                 <w:color w:val="444444"/>
                 <w:sz w:val="17"/>
               </w:rPr>
-              <w:t>B01</w:t>
+              <w:t>B-01</w:t>
             </w:r>
           </w:p>
         </w:tc>
@@ -4212,7 +4226,7 @@
                 <w:color w:val="1F497D"/>
                 <w:sz w:val="17"/>
               </w:rPr>
-              <w:t>SPARK-MEAS-C02</w:t>
+              <w:t>MST-BE-C-02</w:t>
             </w:r>
           </w:p>
           <w:p>
@@ -4304,7 +4318,7 @@
                 <w:color w:val="444444"/>
                 <w:sz w:val="17"/>
               </w:rPr>
-              <w:t>B01</w:t>
+              <w:t>B-01</w:t>
             </w:r>
           </w:p>
         </w:tc>
@@ -4608,7 +4622,7 @@
                 <w:color w:val="1F497D"/>
                 <w:sz w:val="17"/>
               </w:rPr>
-              <w:t>SPARK-MEAS-D01</w:t>
+              <w:t>MST-BE-D-01</w:t>
             </w:r>
           </w:p>
           <w:p>
@@ -4678,7 +4692,7 @@
                 <w:color w:val="444444"/>
                 <w:sz w:val="17"/>
               </w:rPr>
-              <w:t>B01</w:t>
+              <w:t>B-01</w:t>
             </w:r>
           </w:p>
         </w:tc>
@@ -4859,7 +4873,7 @@
                 <w:color w:val="1F497D"/>
                 <w:sz w:val="17"/>
               </w:rPr>
-              <w:t>SPARK-MEAS-D02</w:t>
+              <w:t>MST-BE-D-02</w:t>
             </w:r>
           </w:p>
           <w:p>
@@ -4932,7 +4946,7 @@
                 <w:color w:val="444444"/>
                 <w:sz w:val="17"/>
               </w:rPr>
-              <w:t>B01</w:t>
+              <w:t>B-01</w:t>
             </w:r>
           </w:p>
         </w:tc>
@@ -5099,7 +5113,7 @@
                 <w:color w:val="1F497D"/>
                 <w:sz w:val="17"/>
               </w:rPr>
-              <w:t>SPARK-MEAS-D03</w:t>
+              <w:t>MST-BE-D-03</w:t>
             </w:r>
           </w:p>
           <w:p>
@@ -5169,7 +5183,7 @@
                 <w:color w:val="444444"/>
                 <w:sz w:val="17"/>
               </w:rPr>
-              <w:t>B01</w:t>
+              <w:t>B-01</w:t>
             </w:r>
           </w:p>
         </w:tc>
@@ -5309,7 +5323,7 @@
                 <w:color w:val="1F497D"/>
                 <w:sz w:val="17"/>
               </w:rPr>
-              <w:t>SPARK-MEAS-D04</w:t>
+              <w:t>MST-BE-D-04</w:t>
             </w:r>
           </w:p>
           <w:p>
@@ -5382,7 +5396,7 @@
                 <w:color w:val="444444"/>
                 <w:sz w:val="17"/>
               </w:rPr>
-              <w:t>B01</w:t>
+              <w:t>B-01</w:t>
             </w:r>
           </w:p>
         </w:tc>
@@ -5522,7 +5536,7 @@
                 <w:color w:val="1F497D"/>
                 <w:sz w:val="17"/>
               </w:rPr>
-              <w:t>SPARK-MEAS-D05</w:t>
+              <w:t>MST-BE-D-05</w:t>
             </w:r>
           </w:p>
           <w:p>
@@ -5592,7 +5606,7 @@
                 <w:color w:val="444444"/>
                 <w:sz w:val="17"/>
               </w:rPr>
-              <w:t>B01</w:t>
+              <w:t>B-01</w:t>
             </w:r>
           </w:p>
         </w:tc>
@@ -5637,7 +5651,7 @@
                 <w:color w:val="373737"/>
                 <w:sz w:val="17"/>
               </w:rPr>
-              <w:t>PUT …/component_status_update body {productId, ids, status}. No ACL token — confirm backend enforces (like BOM D05)</w:t>
+              <w:t>PUT …/component_status_update body {productId, ids, status}. No ACL token — confirm backend enforces (like BOM D-05)</w:t>
             </w:r>
           </w:p>
           <w:p>
@@ -5759,7 +5773,7 @@
                 <w:color w:val="1F497D"/>
                 <w:sz w:val="17"/>
               </w:rPr>
-              <w:t>SPARK-MEAS-D06</w:t>
+              <w:t>MST-BE-D-06</w:t>
             </w:r>
           </w:p>
           <w:p>
@@ -5832,7 +5846,7 @@
                 <w:color w:val="444444"/>
                 <w:sz w:val="17"/>
               </w:rPr>
-              <w:t>B01</w:t>
+              <w:t>B-01</w:t>
             </w:r>
           </w:p>
         </w:tc>
@@ -6006,7 +6020,7 @@
                 <w:color w:val="1F497D"/>
                 <w:sz w:val="17"/>
               </w:rPr>
-              <w:t>SPARK-MEAS-D07</w:t>
+              <w:t>MST-BE-D-07</w:t>
             </w:r>
           </w:p>
           <w:p>
@@ -6076,7 +6090,7 @@
                 <w:color w:val="444444"/>
                 <w:sz w:val="17"/>
               </w:rPr>
-              <w:t>B01</w:t>
+              <w:t>B-01</w:t>
             </w:r>
           </w:p>
         </w:tc>
@@ -6364,7 +6378,7 @@
                 <w:color w:val="C0392B"/>
                 <w:sz w:val="17"/>
               </w:rPr>
-              <w:t>SPARK-MEAS-E01</w:t>
+              <w:t>MST-BE-E-01</w:t>
             </w:r>
           </w:p>
           <w:p>
@@ -6396,7 +6410,7 @@
                 <w:color w:val="C0392B"/>
                 <w:sz w:val="16"/>
               </w:rPr>
-              <w:t>🔴🔬 Spike-gated on SPARK-SPIKE-01 (Non-Atomic Write Saga)</w:t>
+              <w:t>🔴🔬 Spike-gated on SPIKE-01 (Non-Atomic Write Saga)</w:t>
             </w:r>
           </w:p>
         </w:tc>
@@ -6466,7 +6480,7 @@
                 <w:color w:val="444444"/>
                 <w:sz w:val="17"/>
               </w:rPr>
-              <w:t>SPARK-SPIKE-01, B01</w:t>
+              <w:t>SPIKE-01, B-01</w:t>
             </w:r>
           </w:p>
         </w:tc>
@@ -6893,7 +6907,7 @@
                 <w:color w:val="1F497D"/>
                 <w:sz w:val="17"/>
               </w:rPr>
-              <w:t>SPARK-MEAS-F01</w:t>
+              <w:t>MST-BE-F-01</w:t>
             </w:r>
           </w:p>
           <w:p>
@@ -6989,7 +7003,7 @@
                 <w:color w:val="444444"/>
                 <w:sz w:val="17"/>
               </w:rPr>
-              <w:t>B01</w:t>
+              <w:t>B-01</w:t>
             </w:r>
           </w:p>
         </w:tc>
@@ -7149,7 +7163,7 @@
                 <w:color w:val="1F497D"/>
                 <w:sz w:val="17"/>
               </w:rPr>
-              <w:t>SPARK-MEAS-F02</w:t>
+              <w:t>MST-BE-F-02</w:t>
             </w:r>
           </w:p>
           <w:p>
@@ -7243,7 +7257,7 @@
                 <w:color w:val="444444"/>
                 <w:sz w:val="17"/>
               </w:rPr>
-              <w:t>B01</w:t>
+              <w:t>B-01</w:t>
             </w:r>
           </w:p>
         </w:tc>
@@ -7513,7 +7527,7 @@
                 <w:color w:val="1F497D"/>
                 <w:sz w:val="17"/>
               </w:rPr>
-              <w:t>SPARK-MEAS-G01</w:t>
+              <w:t>MST-BE-G-01</w:t>
             </w:r>
           </w:p>
           <w:p>
@@ -7602,7 +7616,7 @@
                 <w:color w:val="444444"/>
                 <w:sz w:val="17"/>
               </w:rPr>
-              <w:t>B01</w:t>
+              <w:t>B-01</w:t>
             </w:r>
           </w:p>
         </w:tc>
@@ -7851,7 +7865,7 @@
                 <w:color w:val="1F497D"/>
                 <w:sz w:val="17"/>
               </w:rPr>
-              <w:t>SPARK-MEAS-G02</w:t>
+              <w:t>MST-BE-G-02</w:t>
             </w:r>
           </w:p>
           <w:p>
@@ -7943,7 +7957,7 @@
                 <w:color w:val="444444"/>
                 <w:sz w:val="17"/>
               </w:rPr>
-              <w:t>B01</w:t>
+              <w:t>B-01</w:t>
             </w:r>
           </w:p>
         </w:tc>
@@ -8090,7 +8104,7 @@
                 <w:color w:val="1F497D"/>
                 <w:sz w:val="17"/>
               </w:rPr>
-              <w:t>SPARK-MEAS-G03</w:t>
+              <w:t>MST-BE-G-03</w:t>
             </w:r>
           </w:p>
           <w:p>
@@ -8153,7 +8167,7 @@
                 <w:color w:val="444444"/>
                 <w:sz w:val="17"/>
               </w:rPr>
-              <w:t>B01, C01, E01, G01</w:t>
+              <w:t>B-01, C-01, E-01, G-01</w:t>
             </w:r>
           </w:p>
         </w:tc>
